--- a/atelier/atelier_096.docx
+++ b/atelier/atelier_096.docx
@@ -135,7 +135,7 @@
           </w:tcPr>
           <w:p>
             <w:r>
-              <w:t xml:space="preserve">Le repo contient-il les fichiers essentiels (README, .gitignore, CHANGELOG) ?</w:t>
+              <w:t xml:space="preserve">Le repo contient-il les fichiers essentiels (README,.gitignore, CHANGELOG) ?</w:t>
             </w:r>
           </w:p>
         </w:tc>
@@ -288,7 +288,7 @@
           </w:tcPr>
           <w:p>
             <w:r>
-              <w:t xml:space="preserve">La squad (Dev + Ops), écran partagé, README minimal du #94 ouvert</w:t>
+              <w:t xml:space="preserve">La squad (Dev + Ops), écran partagé, README minimal du notre repo a une identité : le README minimal ouvert</w:t>
             </w:r>
           </w:p>
         </w:tc>
@@ -441,7 +441,7 @@
           </w:tcPr>
           <w:p>
             <w:r>
-              <w:t xml:space="preserve">README minimal en place (#94)</w:t>
+              <w:t xml:space="preserve">README minimal en place</w:t>
             </w:r>
           </w:p>
         </w:tc>
@@ -460,7 +460,7 @@
         <w:spacing w:after="120"/>
       </w:pPr>
       <w:r>
-        <w:t xml:space="preserve">Le README minimal (#94) répond aux questions de base : c’est quoi, comment lancer, comment contribuer. Suffisant pour démarrer, mais pas pour COMPRENDRE le projet en profondeur ni s’y orienter quand on y travaille vraiment. Trois manques se font sentir dès qu’on dépasse le premier jour : on ne voit pas l’architecture (comment le projet est organisé, comment les morceaux s’articulent), on ne connaît pas les dépendances importantes et leur rôle, et on ne sait pas qui contacter pour quoi. Le sujet de cet atelier est d’enrichir le README minimal en documentation complète — ajouter l’architecture, les dépendances, les contacts — sans le transformer en pavé illisible. On passe du « je peux démarrer » au « je comprends et je sais à qui m’adresser ».</w:t>
+        <w:t xml:space="preserve">Le README minimal répond aux questions de base : c’est quoi, comment lancer, comment contribuer. Suffisant pour démarrer, mais pas pour COMPRENDRE le projet en profondeur ni s’y orienter quand on y travaille vraiment. Trois manques se font sentir dès qu’on dépasse le premier jour : on ne voit pas l’architecture (comment le projet est organisé, comment les morceaux s’articulent), on ne connaît pas les dépendances importantes et leur rôle, et on ne sait pas qui contacter pour quoi. Le sujet de cet atelier est d’enrichir le README minimal en documentation complète — ajouter l’architecture, les dépendances, les contacts — sans le transformer en pavé illisible. On passe du « je peux démarrer » au « je comprends et je sais à qui m’adresser ».</w:t>
       </w:r>
     </w:p>
     <w:p>
@@ -568,7 +568,7 @@
         <w:t xml:space="preserve">Dépendances importantes : quoi et pourquoi : </w:t>
       </w:r>
       <w:r>
-        <w:t xml:space="preserve">lister les dépendances majeures et leur rôle (pas TOUTES — les structurantes). « On utilise X pour Y » : le lecteur comprend les choix techniques et les contraintes. Renvoyer aux lock files (#85-86) pour les versions exactes.</w:t>
+        <w:t xml:space="preserve">lister les dépendances majeures et leur rôle (pas TOUTES — les structurantes). « On utilise X pour Y » : le lecteur comprend les choix techniques et les contraintes. Renvoyer aux lock files pour les versions exactes.</w:t>
       </w:r>
     </w:p>
     <w:p>
@@ -616,7 +616,7 @@
         <w:pStyle w:val="Heading2"/>
       </w:pPr>
       <w:r>
-        <w:t xml:space="preserve">Articulation avec le #94 (anti-doublon)</w:t>
+        <w:t xml:space="preserve">Articulation avec le notre repo a une identité : le README minimal (anti-doublon)</w:t>
       </w:r>
     </w:p>
     <w:p>
@@ -624,7 +624,7 @@
         <w:spacing w:after="120"/>
       </w:pPr>
       <w:r>
-        <w:t xml:space="preserve">Le #94 a créé le README minimal (identité, lancement, contribution) ; le #96 ne le refait pas, il l’ENRICHIT avec ce qui manque pour comprendre le projet en profondeur : architecture, dépendances, contacts. Le #94 répond aux questions du premier jour (« comment je démarre ? ») ; le #96 répond à celles du deuxième (« comment c’est organisé, de quoi ça dépend, qui contacter ? »). Gradation claire : minimal d’abord, complet ensuite.</w:t>
+        <w:t xml:space="preserve">Le notre repo a une identité : le README minimal a créé le README minimal (identité, lancement, contribution) ; le #96 ne le refait pas, il l’ENRICHIT avec ce qui manque pour comprendre le projet en profondeur : architecture, dépendances, contacts. Le notre repo a une identité : le README minimal répond aux questions du premier jour (« comment je démarre ? ») ; le #96 répond à celles du deuxième (« comment c’est organisé, de quoi ça dépend, qui contacter ? »). Gradation claire : minimal d’abord, complet ensuite.</w:t>
       </w:r>
     </w:p>
     <w:p>
@@ -640,7 +640,7 @@
         <w:spacing w:after="120"/>
       </w:pPr>
       <w:r>
-        <w:t xml:space="preserve">À la sortie, le README minimal du #94 est enrichi en documentation complète et navigable : une vue d’architecture qui montre comment le projet est organisé, les dépendances importantes et leur rôle, les contacts pour s’orienter. Le README reste lisible — structuré, renvoyant au détail plutôt que tout entasser. Quiconque travaille sur le projet comprend désormais sa structure et sait à qui s’adresser, pas seulement comment le lancer. La métrique Fichiers standards atteint un README complet.</w:t>
+        <w:t xml:space="preserve">À la sortie, le README minimal du notre repo a une identité : le README minimal est enrichi en documentation complète et navigable : une vue d’architecture qui montre comment le projet est organisé, les dépendances importantes et leur rôle, les contacts pour s’orienter. Le README reste lisible — structuré, renvoyant au détail plutôt que tout entasser. Quiconque travaille sur le projet comprend désormais sa structure et sait à qui s’adresser, pas seulement comment le lancer. La métrique Fichiers standards atteint un README complet.</w:t>
       </w:r>
     </w:p>
     <w:p>
@@ -740,7 +740,7 @@
         <w:t xml:space="preserve">(5 min) Cadrage</w:t>
       </w:r>
       <w:r>
-        <w:t xml:space="preserve"> — rappel : le minimal fait démarrer (#94), l’enrichissement fait comprendre. Objectif : archi, dépendances, contacts.</w:t>
+        <w:t xml:space="preserve"> — rappel : le minimal fait démarrer, l’enrichissement fait comprendre. Objectif : archi, dépendances, contacts.</w:t>
       </w:r>
     </w:p>
     <w:p>
@@ -916,7 +916,7 @@
         <w:spacing w:after="120"/>
       </w:pPr>
       <w:r>
-        <w:t xml:space="preserve">Avec le README complet (#94 + #96) et le .gitignore (#95), il reste le CHANGELOG : #97 le crée à la main avec son processus de mise à jour, #98 l’automatise (renvoi à la capsule #72). H04 touche à sa fin.</w:t>
+        <w:t xml:space="preserve">Avec le README complet ( + #96) et le.gitignore, il reste le CHANGELOG : le crée à la main avec son processus de mise à jour, l’automatise (renvoi à la capsule). H04 touche à sa fin.</w:t>
       </w:r>
     </w:p>
     <w:p>
@@ -932,7 +932,7 @@
         <w:spacing w:after="120"/>
       </w:pPr>
       <w:r>
-        <w:t xml:space="preserve">Le README de la squad est complet et navigable : il documente l’architecture du projet, ses dépendances importantes et leur rôle, et les contacts pour s’orienter, en restant structuré et lisible. Quiconque travaille sur le projet comprend sa structure et sait à qui s’adresser, au-delà du simple démarrage acquis au #94. La question H04 progresse vers sa systématisation sur son fichier le plus visible : le README n’est plus seulement une porte d’entrée, c’est une carte du projet.</w:t>
+        <w:t xml:space="preserve">Le README de la squad est complet et navigable : il documente l’architecture du projet, ses dépendances importantes et leur rôle, et les contacts pour s’orienter, en restant structuré et lisible. Quiconque travaille sur le projet comprend sa structure et sait à qui s’adresser, au-delà du simple démarrage acquis au notre repo a une identité : le README minimal. La question H04 progresse vers sa systématisation sur son fichier le plus visible : le README n’est plus seulement une porte d’entrée, c’est une carte du projet.</w:t>
       </w:r>
     </w:p>
     <w:sectPr>
